--- a/word_reports/LP_0285_위치_276_Queen_Jazz.docx
+++ b/word_reports/LP_0285_위치_276_Queen_Jazz.docx
@@ -4,7 +4,7 @@
   <w:body>
     <w:p>
       <w:pPr>
-        <w:spacing w:after="280"/>
+        <w:spacing w:after="80"/>
       </w:pPr>
       <w:r>
         <w:rPr w:rFonts="맑은 고딕">
@@ -13,94 +13,47 @@
           <w:color w:val="1E3A8A"/>
           <w:sz w:val="30"/>
         </w:rPr>
-        <w:t>[276] Queen - Jazz</w:t>
+        <w:t>Queen (여왕) - Jazz</w:t>
       </w:r>
     </w:p>
     <w:p>
       <w:pPr>
-        <w:spacing w:after="320"/>
+        <w:spacing w:after="240"/>
       </w:pPr>
       <w:r>
         <w:rPr w:rFonts="맑은 고딕">
           <w:rFonts w:ascii="맑은 고딕" w:hAnsi="맑은 고딕" w:eastAsia="맑은 고딕"/>
           <w:b/>
-          <w:sz w:val="20"/>
+          <w:color w:val="4B5563"/>
+          <w:sz w:val="22"/>
         </w:rPr>
-        <w:t>■ 위치 : 276</w:t>
-        <w:br/>
-      </w:r>
-      <w:r>
-        <w:rPr w:rFonts="맑은 고딕">
-          <w:rFonts w:ascii="맑은 고딕" w:hAnsi="맑은 고딕" w:eastAsia="맑은 고딕"/>
-          <w:b/>
-          <w:sz w:val="20"/>
-        </w:rPr>
-        <w:t>■ 아티스트 : Queen</w:t>
-        <w:br/>
-      </w:r>
-      <w:r>
-        <w:rPr w:rFonts="맑은 고딕">
-          <w:rFonts w:ascii="맑은 고딕" w:hAnsi="맑은 고딕" w:eastAsia="맑은 고딕"/>
-          <w:b/>
-          <w:sz w:val="20"/>
-        </w:rPr>
-        <w:t>■ 앨범명 : Jazz</w:t>
-        <w:br/>
-      </w:r>
-      <w:r>
-        <w:rPr w:rFonts="맑은 고딕">
-          <w:rFonts w:ascii="맑은 고딕" w:hAnsi="맑은 고딕" w:eastAsia="맑은 고딕"/>
-          <w:b w:val="0"/>
-          <w:sz w:val="20"/>
-        </w:rPr>
-        <w:t>■ 음반 레이블 : EMI / Elektra Records</w:t>
-        <w:br/>
-      </w:r>
-      <w:r>
-        <w:rPr w:rFonts="맑은 고딕">
-          <w:rFonts w:ascii="맑은 고딕" w:hAnsi="맑은 고딕" w:eastAsia="맑은 고딕"/>
-          <w:b w:val="0"/>
-          <w:sz w:val="20"/>
-        </w:rPr>
-        <w:t>■ 발매년도 : 1978</w:t>
-        <w:br/>
-      </w:r>
-      <w:r>
-        <w:rPr w:rFonts="맑은 고딕">
-          <w:rFonts w:ascii="맑은 고딕" w:hAnsi="맑은 고딕" w:eastAsia="맑은 고딕"/>
-          <w:b w:val="0"/>
-          <w:sz w:val="20"/>
-        </w:rPr>
-        <w:t>■ 장르 : 글램 록, 하드 록, 팝 록 (Glam Rock, Hard Rock, Pop Rock)</w:t>
-        <w:br/>
-      </w:r>
-      <w:r>
-        <w:rPr w:rFonts="맑은 고딕">
-          <w:rFonts w:ascii="맑은 고딕" w:hAnsi="맑은 고딕" w:eastAsia="맑은 고딕"/>
-          <w:b w:val="0"/>
-          <w:sz w:val="20"/>
-        </w:rPr>
-        <w:t>■ 주요 수록곡 : Mustapha, Fat Bottomed Girls, Jealousy, Bicycle Race, Don't Stop Me Now</w:t>
-        <w:br/>
+        <w:t>위치 :  276</w:t>
       </w:r>
     </w:p>
     <w:p>
       <w:pPr>
-        <w:spacing w:after="160"/>
+        <w:spacing w:line="324" w:lineRule="auto" w:before="80" w:after="160"/>
       </w:pPr>
       <w:r>
         <w:rPr w:rFonts="맑은 고딕">
           <w:rFonts w:ascii="맑은 고딕" w:hAnsi="맑은 고딕" w:eastAsia="맑은 고딕"/>
           <w:b/>
           <w:color w:val="1F2937"/>
-          <w:sz w:val="24"/>
+          <w:sz w:val="22"/>
         </w:rPr>
-        <w:t>■ 음반 해설 및 감상 가이드</w:t>
+        <w:t xml:space="preserve">[음반 소개] </w:t>
+      </w:r>
+      <w:r>
+        <w:rPr w:rFonts="맑은 고딕">
+          <w:rFonts w:ascii="맑은 고딕" w:hAnsi="맑은 고딕" w:eastAsia="맑은 고딕"/>
+          <w:b w:val="0"/>
+          <w:sz w:val="21"/>
+        </w:rPr>
       </w:r>
     </w:p>
     <w:p>
       <w:pPr>
-        <w:spacing w:line="312" w:lineRule="auto" w:after="120"/>
+        <w:spacing w:line="324" w:lineRule="auto" w:after="120"/>
       </w:pPr>
       <w:r>
         <w:rPr w:rFonts="맑은 고딕">
@@ -108,38 +61,516 @@
           <w:b w:val="0"/>
           <w:sz w:val="21"/>
         </w:rPr>
-        <w:t>1978년에 발매된 퀸(Queen)의 일곱 번째 정규 앨범 《Jazz》는 그룹의 극치에 달한 창작력과 유쾌한 음악적 탐구심이 결합된 명작입니다. '재즈'라는 앨범 타이틀과는 달리 전통적인 재즈 장르에 국한되지 않으며, 하드 록, 팝, 뮤직홀, 아랍풍의 다채로운 장르를 자유롭게 넘나드는 거대한 사운드의 스펙트럼을 보여줍니다. 초기 명작들을 함께했던 프로듀서 로이 토마스 베이커(Roy Thomas Baker)와의 재회를 통해 퀸 특유의 입체적이고 화려한 사운드 프로덕션을 다시금 완벽하게 구현해 냈습니다.</w:t>
+        <w:t>1978년 세상에 울려 퍼진 퀸의 일곱 번째 정규작 《Jazz》는 장르의 경계를 유려하게 넘나들며 예술적 방종과 순수한 창작의 희열을 집대성한 걸작입니다. 앨범명에 깃든 역설처럼 정통 재즈의 어법을 차용하기보다는, 재즈가 지닌 본연의 자유분방한 영혼을 록 오페라의 찬란한 무대 위로 끌어올려 황홀경을 선사합니다. 정교한 하모니와 폭발적인 에너지, 그리고 가슴 시린 서정미가 완벽한 대조를 이루며 듣는 이의 심상을 웅장하고도 다채로운 빛깔로 물들입니다. 퀸이라는 불세출의 악단이 도달한 음악적 유희의 절정이자, 아날로그 황금기의 가장 눈부신 순간을 응축해 놓은 불멸의 명반입니다.</w:t>
       </w:r>
     </w:p>
     <w:p>
       <w:pPr>
-        <w:spacing w:line="312" w:lineRule="auto" w:after="120"/>
+        <w:spacing w:line="324" w:lineRule="auto" w:before="200" w:after="80"/>
       </w:pPr>
+      <w:r>
+        <w:rPr w:rFonts="맑은 고딕">
+          <w:rFonts w:ascii="맑은 고딕" w:hAnsi="맑은 고딕" w:eastAsia="맑은 고딕"/>
+          <w:b/>
+          <w:color w:val="1E3A8A"/>
+          <w:sz w:val="24"/>
+        </w:rPr>
+        <w:t>1. 음반 데이터</w:t>
+      </w:r>
+    </w:p>
+    <w:p>
+      <w:pPr>
+        <w:spacing w:line="324" w:lineRule="auto" w:after="80"/>
+      </w:pPr>
+      <w:r>
+        <w:rPr w:rFonts="맑은 고딕">
+          <w:rFonts w:ascii="맑은 고딕" w:hAnsi="맑은 고딕" w:eastAsia="맑은 고딕"/>
+          <w:b w:val="0"/>
+          <w:color w:val="6B7280"/>
+          <w:sz w:val="21"/>
+        </w:rPr>
+        <w:t xml:space="preserve">· </w:t>
+      </w:r>
+      <w:r>
+        <w:rPr w:rFonts="맑은 고딕">
+          <w:rFonts w:ascii="맑은 고딕" w:hAnsi="맑은 고딕" w:eastAsia="맑은 고딕"/>
+          <w:b/>
+          <w:color w:val="1F2937"/>
+          <w:sz w:val="21"/>
+        </w:rPr>
+        <w:t xml:space="preserve">앨범명: </w:t>
+      </w:r>
       <w:r>
         <w:rPr w:rFonts="맑은 고딕">
           <w:rFonts w:ascii="맑은 고딕" w:hAnsi="맑은 고딕" w:eastAsia="맑은 고딕"/>
           <w:b w:val="0"/>
           <w:sz w:val="21"/>
         </w:rPr>
-        <w:t>본 음반은 4명의 멤버 전원이 지닌 뛰어난 작곡 능력과 개성이 최고조로 발휘된 트랙들로 가득합니다. 이국적인 주술적 보컬로 포문을 열며 프레디 머큐리의 압도적인 가창력을 선보이는 〈Mustapha〉를 시작으로, 브라이언 메이의 묵직하고 원초적인 기타 리프가 돋보이는 〈Fat Bottomed Girls〉와 독창적인 구성이 인상적인 〈Bicycle Race〉가 쉼 없이 이어집니다. 특히 세계에서 가장 사랑받는 록 앤 롤 찬가 중 하나인 〈Don't Stop Me Now〉는 질주하는 피아노 멜로디와 벅차오르는 머큐리의 보컬이 어우러져 청자에게 쾌감에 가까운 음악적 선율을 선사합니다.</w:t>
+        <w:t>Jazz</w:t>
       </w:r>
     </w:p>
     <w:p>
       <w:pPr>
-        <w:spacing w:line="312" w:lineRule="auto" w:after="120"/>
+        <w:spacing w:line="324" w:lineRule="auto" w:after="80"/>
       </w:pPr>
+      <w:r>
+        <w:rPr w:rFonts="맑은 고딕">
+          <w:rFonts w:ascii="맑은 고딕" w:hAnsi="맑은 고딕" w:eastAsia="맑은 고딕"/>
+          <w:b w:val="0"/>
+          <w:color w:val="6B7280"/>
+          <w:sz w:val="21"/>
+        </w:rPr>
+        <w:t xml:space="preserve">· </w:t>
+      </w:r>
+      <w:r>
+        <w:rPr w:rFonts="맑은 고딕">
+          <w:rFonts w:ascii="맑은 고딕" w:hAnsi="맑은 고딕" w:eastAsia="맑은 고딕"/>
+          <w:b/>
+          <w:color w:val="1F2937"/>
+          <w:sz w:val="21"/>
+        </w:rPr>
+        <w:t xml:space="preserve">아티스트: </w:t>
+      </w:r>
       <w:r>
         <w:rPr w:rFonts="맑은 고딕">
           <w:rFonts w:ascii="맑은 고딕" w:hAnsi="맑은 고딕" w:eastAsia="맑은 고딕"/>
           <w:b w:val="0"/>
           <w:sz w:val="21"/>
         </w:rPr>
-        <w:t>LP 아날로그 매체로 감상하는 《Jazz》는 multi-track 오버더빙의 정수를 보여주는 퀸의 웅장한 백킹 코러스와 브라이언 메이의 '레드 스페셜' 기타가 만드는 특유의 톤을 극적으로 재현합니다. 정교하게 레이어드된 사운드 스케이프는 바이닐의 따뜻하고 묵직한 질감 속에서 더욱 뚜렷한 입체감과 생동감을 발휘합니다. 록 음악 역사상 가장 자유롭고 화려했던 시대의 정수를 담아낸 이 앨범은, 세월이 흘러도 변치 않는 퀸의 예술적 유희와 압도적인 에너지를 선명하게 각인시켜 줍니다.</w:t>
+        <w:t>Queen (여왕)</w:t>
+      </w:r>
+    </w:p>
+    <w:p>
+      <w:pPr>
+        <w:spacing w:line="324" w:lineRule="auto" w:after="80"/>
+      </w:pPr>
+      <w:r>
+        <w:rPr w:rFonts="맑은 고딕">
+          <w:rFonts w:ascii="맑은 고딕" w:hAnsi="맑은 고딕" w:eastAsia="맑은 고딕"/>
+          <w:b w:val="0"/>
+          <w:color w:val="6B7280"/>
+          <w:sz w:val="21"/>
+        </w:rPr>
+        <w:t xml:space="preserve">· </w:t>
+      </w:r>
+      <w:r>
+        <w:rPr w:rFonts="맑은 고딕">
+          <w:rFonts w:ascii="맑은 고딕" w:hAnsi="맑은 고딕" w:eastAsia="맑은 고딕"/>
+          <w:b/>
+          <w:color w:val="1F2937"/>
+          <w:sz w:val="21"/>
+        </w:rPr>
+        <w:t xml:space="preserve">발매 정보: </w:t>
+      </w:r>
+      <w:r>
+        <w:rPr w:rFonts="맑은 고딕">
+          <w:rFonts w:ascii="맑은 고딕" w:hAnsi="맑은 고딕" w:eastAsia="맑은 고딕"/>
+          <w:b w:val="0"/>
+          <w:sz w:val="21"/>
+        </w:rPr>
+        <w:t>1978년 11월 발매된 퀸의 일곱 번째 정규 스튜디오 앨범으로, 초기 걸작들을 함께 빚어낸 명프로듀서 로이 토머스 베이커(Roy Thomas Baker)와의 감격적인 재회 속에 프랑스 니스와 스위스 몽트뢰의 마운틴 스튜디오에서 녹음되어 유려하고도 입체적인 사운드스케이프를 완성했습니다.</w:t>
+      </w:r>
+    </w:p>
+    <w:p>
+      <w:pPr>
+        <w:spacing w:line="324" w:lineRule="auto" w:after="80"/>
+      </w:pPr>
+      <w:r>
+        <w:rPr w:rFonts="맑은 고딕">
+          <w:rFonts w:ascii="맑은 고딕" w:hAnsi="맑은 고딕" w:eastAsia="맑은 고딕"/>
+          <w:b w:val="0"/>
+          <w:color w:val="6B7280"/>
+          <w:sz w:val="21"/>
+        </w:rPr>
+        <w:t xml:space="preserve">· </w:t>
+      </w:r>
+      <w:r>
+        <w:rPr w:rFonts="맑은 고딕">
+          <w:rFonts w:ascii="맑은 고딕" w:hAnsi="맑은 고딕" w:eastAsia="맑은 고딕"/>
+          <w:b/>
+          <w:color w:val="1F2937"/>
+          <w:sz w:val="21"/>
+        </w:rPr>
+        <w:t xml:space="preserve">LP 인기도(판매량): </w:t>
+      </w:r>
+      <w:r>
+        <w:rPr w:rFonts="맑은 고딕">
+          <w:rFonts w:ascii="맑은 고딕" w:hAnsi="맑은 고딕" w:eastAsia="맑은 고딕"/>
+          <w:b w:val="0"/>
+          <w:sz w:val="21"/>
+        </w:rPr>
+        <w:t>발매 직후 영국 앨범 차트 2위, 미국 빌보드 200 차트 6위에 오르는 등 전 세계 차트 상위권을 석권하였으며, 미국에서 100만 장 이상의 판매고로 플래티넘을 기록하는 등 글로벌 멀티 플래티넘을 달성하며 대중성과 상업성을 완벽히 증명했습니다.</w:t>
+      </w:r>
+    </w:p>
+    <w:p>
+      <w:pPr>
+        <w:spacing w:line="324" w:lineRule="auto" w:after="80"/>
+      </w:pPr>
+      <w:r>
+        <w:rPr w:rFonts="맑은 고딕">
+          <w:rFonts w:ascii="맑은 고딕" w:hAnsi="맑은 고딕" w:eastAsia="맑은 고딕"/>
+          <w:b w:val="0"/>
+          <w:color w:val="6B7280"/>
+          <w:sz w:val="21"/>
+        </w:rPr>
+        <w:t xml:space="preserve">· </w:t>
+      </w:r>
+      <w:r>
+        <w:rPr w:rFonts="맑은 고딕">
+          <w:rFonts w:ascii="맑은 고딕" w:hAnsi="맑은 고딕" w:eastAsia="맑은 고딕"/>
+          <w:b/>
+          <w:color w:val="1F2937"/>
+          <w:sz w:val="21"/>
+        </w:rPr>
+        <w:t xml:space="preserve">각종 수상경력: </w:t>
+      </w:r>
+      <w:r>
+        <w:rPr w:rFonts="맑은 고딕">
+          <w:rFonts w:ascii="맑은 고딕" w:hAnsi="맑은 고딕" w:eastAsia="맑은 고딕"/>
+          <w:b w:val="0"/>
+          <w:sz w:val="21"/>
+        </w:rPr>
+        <w:t>브릿 어워드 및 그래미 노미네이션의 기반이 된 명작으로 평가받으며, 수록곡 "Don't Stop Me Now"와 "Fat Bottomed Girls/Bicycle Race"는 반세기가 지난 오늘날까지도 롤링 스톤 선정 명곡 리스트와 명예의 전당 성격의 헌정 목록에 꾸준히 이름을 올리고 있습니다.</w:t>
+      </w:r>
+    </w:p>
+    <w:p>
+      <w:pPr>
+        <w:spacing w:line="324" w:lineRule="auto" w:before="200" w:after="80"/>
+      </w:pPr>
+      <w:r>
+        <w:rPr w:rFonts="맑은 고딕">
+          <w:rFonts w:ascii="맑은 고딕" w:hAnsi="맑은 고딕" w:eastAsia="맑은 고딕"/>
+          <w:b/>
+          <w:color w:val="1E3A8A"/>
+          <w:sz w:val="24"/>
+        </w:rPr>
+        <w:t>2. 아티스트 정보</w:t>
+      </w:r>
+    </w:p>
+    <w:p>
+      <w:pPr>
+        <w:spacing w:line="324" w:lineRule="auto" w:after="80"/>
+      </w:pPr>
+      <w:r>
+        <w:rPr w:rFonts="맑은 고딕">
+          <w:rFonts w:ascii="맑은 고딕" w:hAnsi="맑은 고딕" w:eastAsia="맑은 고딕"/>
+          <w:b w:val="0"/>
+          <w:color w:val="6B7280"/>
+          <w:sz w:val="21"/>
+        </w:rPr>
+        <w:t xml:space="preserve">· </w:t>
+      </w:r>
+      <w:r>
+        <w:rPr w:rFonts="맑은 고딕">
+          <w:rFonts w:ascii="맑은 고딕" w:hAnsi="맑은 고딕" w:eastAsia="맑은 고딕"/>
+          <w:b/>
+          <w:color w:val="1F2937"/>
+          <w:sz w:val="21"/>
+        </w:rPr>
+        <w:t xml:space="preserve">국적: </w:t>
+      </w:r>
+      <w:r>
+        <w:rPr w:rFonts="맑은 고딕">
+          <w:rFonts w:ascii="맑은 고딕" w:hAnsi="맑은 고딕" w:eastAsia="맑은 고딕"/>
+          <w:b w:val="0"/>
+          <w:sz w:val="21"/>
+        </w:rPr>
+        <w:t>영국 (United Kingdom)</w:t>
+      </w:r>
+    </w:p>
+    <w:p>
+      <w:pPr>
+        <w:spacing w:line="324" w:lineRule="auto" w:after="80"/>
+      </w:pPr>
+      <w:r>
+        <w:rPr w:rFonts="맑은 고딕">
+          <w:rFonts w:ascii="맑은 고딕" w:hAnsi="맑은 고딕" w:eastAsia="맑은 고딕"/>
+          <w:b w:val="0"/>
+          <w:color w:val="6B7280"/>
+          <w:sz w:val="21"/>
+        </w:rPr>
+        <w:t xml:space="preserve">· </w:t>
+      </w:r>
+      <w:r>
+        <w:rPr w:rFonts="맑은 고딕">
+          <w:rFonts w:ascii="맑은 고딕" w:hAnsi="맑은 고딕" w:eastAsia="맑은 고딕"/>
+          <w:b/>
+          <w:color w:val="1F2937"/>
+          <w:sz w:val="21"/>
+        </w:rPr>
+        <w:t xml:space="preserve">생몰년도: </w:t>
+      </w:r>
+      <w:r>
+        <w:rPr w:rFonts="맑은 고딕">
+          <w:rFonts w:ascii="맑은 고딕" w:hAnsi="맑은 고딕" w:eastAsia="맑은 고딕"/>
+          <w:b w:val="0"/>
+          <w:sz w:val="21"/>
+        </w:rPr>
+        <w:t>1970년 결성 (프레디 머큐리: 1946년 ~ 1991년)</w:t>
+      </w:r>
+    </w:p>
+    <w:p>
+      <w:pPr>
+        <w:spacing w:line="324" w:lineRule="auto" w:after="80"/>
+      </w:pPr>
+      <w:r>
+        <w:rPr w:rFonts="맑은 고딕">
+          <w:rFonts w:ascii="맑은 고딕" w:hAnsi="맑은 고딕" w:eastAsia="맑은 고딕"/>
+          <w:b w:val="0"/>
+          <w:color w:val="6B7280"/>
+          <w:sz w:val="21"/>
+        </w:rPr>
+        <w:t xml:space="preserve">· </w:t>
+      </w:r>
+      <w:r>
+        <w:rPr w:rFonts="맑은 고딕">
+          <w:rFonts w:ascii="맑은 고딕" w:hAnsi="맑은 고딕" w:eastAsia="맑은 고딕"/>
+          <w:b/>
+          <w:color w:val="1F2937"/>
+          <w:sz w:val="21"/>
+        </w:rPr>
+        <w:t xml:space="preserve">그룹 소속: </w:t>
+      </w:r>
+      <w:r>
+        <w:rPr w:rFonts="맑은 고딕">
+          <w:rFonts w:ascii="맑은 고딕" w:hAnsi="맑은 고딕" w:eastAsia="맑은 고딕"/>
+          <w:b w:val="0"/>
+          <w:sz w:val="21"/>
+        </w:rPr>
+        <w:t>4인조 록 밴드 (프레디 머큐리, 브라이언 메이, 존 디콘, 로저 테일러)</w:t>
+      </w:r>
+    </w:p>
+    <w:p>
+      <w:pPr>
+        <w:spacing w:line="324" w:lineRule="auto" w:after="80"/>
+      </w:pPr>
+      <w:r>
+        <w:rPr w:rFonts="맑은 고딕">
+          <w:rFonts w:ascii="맑은 고딕" w:hAnsi="맑은 고딕" w:eastAsia="맑은 고딕"/>
+          <w:b w:val="0"/>
+          <w:color w:val="6B7280"/>
+          <w:sz w:val="21"/>
+        </w:rPr>
+        <w:t xml:space="preserve">· </w:t>
+      </w:r>
+      <w:r>
+        <w:rPr w:rFonts="맑은 고딕">
+          <w:rFonts w:ascii="맑은 고딕" w:hAnsi="맑은 고딕" w:eastAsia="맑은 고딕"/>
+          <w:b/>
+          <w:color w:val="1F2937"/>
+          <w:sz w:val="21"/>
+        </w:rPr>
+        <w:t xml:space="preserve">아티스트 소개: </w:t>
+      </w:r>
+      <w:r>
+        <w:rPr w:rFonts="맑은 고딕">
+          <w:rFonts w:ascii="맑은 고딕" w:hAnsi="맑은 고딕" w:eastAsia="맑은 고딕"/>
+          <w:b w:val="0"/>
+          <w:sz w:val="21"/>
+        </w:rPr>
+        <w:t>퀸은 하드 록의 역동성과 오페라의 웅장한 극적 구성을 결합하여 팝 음악사의 패러다임을 바꾼 전설적인 밴드입니다. 네 명의 멤버 전원이 탁월한 작곡 역량을 갖춘 수재들로 구성되어 클래시컬한 기품부터 감각적인 팝의 멜로디까지 폭넓은 스펙트럼을 완벽하게 구현해 냈습니다. 시대와 세대를 초월하여 인류에게 음악적 카타르시스를 전하는 20세기 대중음악의 가장 고결한 아이콘입니다.</w:t>
+      </w:r>
+    </w:p>
+    <w:p>
+      <w:pPr>
+        <w:spacing w:line="324" w:lineRule="auto" w:before="200" w:after="80"/>
+      </w:pPr>
+      <w:r>
+        <w:rPr w:rFonts="맑은 고딕">
+          <w:rFonts w:ascii="맑은 고딕" w:hAnsi="맑은 고딕" w:eastAsia="맑은 고딕"/>
+          <w:b/>
+          <w:color w:val="1E3A8A"/>
+          <w:sz w:val="24"/>
+        </w:rPr>
+        <w:t>3. 음반 상세 분석</w:t>
+      </w:r>
+    </w:p>
+    <w:p>
+      <w:pPr>
+        <w:spacing w:line="324" w:lineRule="auto" w:after="80"/>
+      </w:pPr>
+      <w:r>
+        <w:rPr w:rFonts="맑은 고딕">
+          <w:rFonts w:ascii="맑은 고딕" w:hAnsi="맑은 고딕" w:eastAsia="맑은 고딕"/>
+          <w:b w:val="0"/>
+          <w:color w:val="6B7280"/>
+          <w:sz w:val="21"/>
+        </w:rPr>
+        <w:t xml:space="preserve">· </w:t>
+      </w:r>
+      <w:r>
+        <w:rPr w:rFonts="맑은 고딕">
+          <w:rFonts w:ascii="맑은 고딕" w:hAnsi="맑은 고딕" w:eastAsia="맑은 고딕"/>
+          <w:b/>
+          <w:color w:val="1F2937"/>
+          <w:sz w:val="21"/>
+        </w:rPr>
+        <w:t xml:space="preserve">역사적 위치: </w:t>
+      </w:r>
+      <w:r>
+        <w:rPr w:rFonts="맑은 고딕">
+          <w:rFonts w:ascii="맑은 고딕" w:hAnsi="맑은 고딕" w:eastAsia="맑은 고딕"/>
+          <w:b w:val="0"/>
+          <w:sz w:val="21"/>
+        </w:rPr>
+        <w:t>《Jazz》는 퀸의 초기 프로그레시브 록/글램 록 지향성과 80년대 신스팝 및 펑크(Funk) 록으로의 전이를 잇는 중대한 교량적 위치를 점합니다. 장르의 규범에 얽매이지 않고 카바레 음악, 하드 록, 펑크, 그리고 애상적인 발라드를 한 앨범 안에 유기적으로 병치시킴으로써 밴드의 작곡적 유연성과 사운드 프로덕션의 극치를 보여준 역작입니다.</w:t>
+      </w:r>
+    </w:p>
+    <w:p>
+      <w:pPr>
+        <w:spacing w:line="324" w:lineRule="auto" w:after="80"/>
+      </w:pPr>
+      <w:r>
+        <w:rPr w:rFonts="맑은 고딕">
+          <w:rFonts w:ascii="맑은 고딕" w:hAnsi="맑은 고딕" w:eastAsia="맑은 고딕"/>
+          <w:b w:val="0"/>
+          <w:color w:val="6B7280"/>
+          <w:sz w:val="21"/>
+        </w:rPr>
+        <w:t xml:space="preserve">· </w:t>
+      </w:r>
+      <w:r>
+        <w:rPr w:rFonts="맑은 고딕">
+          <w:rFonts w:ascii="맑은 고딕" w:hAnsi="맑은 고딕" w:eastAsia="맑은 고딕"/>
+          <w:b/>
+          <w:color w:val="1F2937"/>
+          <w:sz w:val="21"/>
+        </w:rPr>
+        <w:t xml:space="preserve">시대의 흔적(스토리텔링): </w:t>
+      </w:r>
+      <w:r>
+        <w:rPr w:rFonts="맑은 고딕">
+          <w:rFonts w:ascii="맑은 고딕" w:hAnsi="맑은 고딕" w:eastAsia="맑은 고딕"/>
+          <w:b w:val="0"/>
+          <w:sz w:val="21"/>
+        </w:rPr>
+        <w:t>펑크 록(Punk Rock)의 거친 분노와 디스코의 율동감이 시대를 양분하던 1970년대 후반의 차가운 공기 속에서, 퀸은 오히려 극대화된 낭만과 자유주의적 일탈을 음악으로 선언했습니다. 몽트뢰의 호수변에서 피어난 예술가들의 치기 어린 열정과 삶에 대한 긍정은 당시 불안정한 시대를 살아가던 청춘들에게 파격적인 해방감과 잊을 수 없는 낭만적 도피처를 선사했습니다.</w:t>
+      </w:r>
+    </w:p>
+    <w:p>
+      <w:pPr>
+        <w:spacing w:line="324" w:lineRule="auto" w:before="200" w:after="80"/>
+      </w:pPr>
+      <w:r>
+        <w:rPr w:rFonts="맑은 고딕">
+          <w:rFonts w:ascii="맑은 고딕" w:hAnsi="맑은 고딕" w:eastAsia="맑은 고딕"/>
+          <w:b/>
+          <w:color w:val="1E3A8A"/>
+          <w:sz w:val="24"/>
+        </w:rPr>
+        <w:t>4. 주요 수록곡 및 감상 제언</w:t>
+      </w:r>
+    </w:p>
+    <w:p>
+      <w:pPr>
+        <w:spacing w:line="324" w:lineRule="auto" w:after="80"/>
+      </w:pPr>
+      <w:r>
+        <w:rPr w:rFonts="맑은 고딕">
+          <w:rFonts w:ascii="맑은 고딕" w:hAnsi="맑은 고딕" w:eastAsia="맑은 고딕"/>
+          <w:b w:val="0"/>
+          <w:color w:val="6B7280"/>
+          <w:sz w:val="21"/>
+        </w:rPr>
+        <w:t xml:space="preserve">· </w:t>
+      </w:r>
+      <w:r>
+        <w:rPr w:rFonts="맑은 고딕">
+          <w:rFonts w:ascii="맑은 고딕" w:hAnsi="맑은 고딕" w:eastAsia="맑은 고딕"/>
+          <w:b/>
+          <w:color w:val="1F2937"/>
+          <w:sz w:val="21"/>
+        </w:rPr>
+        <w:t xml:space="preserve">주요 수록곡 특징: </w:t>
+      </w:r>
+      <w:r>
+        <w:rPr w:rFonts="맑은 고딕">
+          <w:rFonts w:ascii="맑은 고딕" w:hAnsi="맑은 고딕" w:eastAsia="맑은 고딕"/>
+          <w:b w:val="0"/>
+          <w:sz w:val="21"/>
+        </w:rPr>
+        <w:t>동양적 신비감과 폭발적인 보컬이 교차하는 도입부 "Mustapha", 묵직한 기타 리프와 다성 코러스가 압도적인 "Fat Bottomed Girls", 자전거 벨 소리의 서정적 유희가 돋보이는 "Bicycle Race", 멈출 수 없는 생명력과 경쾌함으로 가득 찬 불후의 송가 "Don't Stop Me Now", 그리고 프레디 머큐리의 처연하도록 아름다운 미성과 어쿠스틱 피아노가 심금을 울리는 서정 발라드 "Jealousy" 등 다채로운 명곡들이 쉼 없이 펼쳐집니다.</w:t>
+      </w:r>
+    </w:p>
+    <w:p>
+      <w:pPr>
+        <w:spacing w:line="324" w:lineRule="auto" w:after="80"/>
+      </w:pPr>
+      <w:r>
+        <w:rPr w:rFonts="맑은 고딕">
+          <w:rFonts w:ascii="맑은 고딕" w:hAnsi="맑은 고딕" w:eastAsia="맑은 고딕"/>
+          <w:b w:val="0"/>
+          <w:color w:val="6B7280"/>
+          <w:sz w:val="21"/>
+        </w:rPr>
+        <w:t xml:space="preserve">· </w:t>
+      </w:r>
+      <w:r>
+        <w:rPr w:rFonts="맑은 고딕">
+          <w:rFonts w:ascii="맑은 고딕" w:hAnsi="맑은 고딕" w:eastAsia="맑은 고딕"/>
+          <w:b/>
+          <w:color w:val="1F2937"/>
+          <w:sz w:val="21"/>
+        </w:rPr>
+        <w:t xml:space="preserve">빈티지 감상 제언: </w:t>
+      </w:r>
+      <w:r>
+        <w:rPr w:rFonts="맑은 고딕">
+          <w:rFonts w:ascii="맑은 고딕" w:hAnsi="맑은 고딕" w:eastAsia="맑은 고딕"/>
+          <w:b w:val="0"/>
+          <w:sz w:val="21"/>
+        </w:rPr>
+        <w:t>턴테이블의 바늘이 회전하는 바이닐 홈을 긁으며 피어오르는 본 작의 아날로그 사운드는 진공관 앰프의 온기와 만났을 때 그 진가를 발휘합니다. 멀티 트래킹으로 두텁게 쌓아 올린 보컬 하모니의 질감과 브라이언 메이의 특유의 '레드 스페셜' 기타 톤이 지닌 두터운 배음은 디지털 음원에서는 결코 느낄 수 없는 깊고 따뜻한 공간감을 선사하며, 우아한 탄력성을 지닌 베이스와 드럼의 타격감은 리스닝 룸을 순식간에 70년대 라이브 무대의 현장으로 탈바꿈시킵니다.</w:t>
+      </w:r>
+    </w:p>
+    <w:p>
+      <w:pPr>
+        <w:spacing w:line="324" w:lineRule="auto" w:after="80"/>
+      </w:pPr>
+      <w:r>
+        <w:rPr w:rFonts="맑은 고딕">
+          <w:rFonts w:ascii="맑은 고딕" w:hAnsi="맑은 고딕" w:eastAsia="맑은 고딕"/>
+          <w:b w:val="0"/>
+          <w:color w:val="6B7280"/>
+          <w:sz w:val="21"/>
+        </w:rPr>
+        <w:t xml:space="preserve">· </w:t>
+      </w:r>
+      <w:r>
+        <w:rPr w:rFonts="맑은 고딕">
+          <w:rFonts w:ascii="맑은 고딕" w:hAnsi="맑은 고딕" w:eastAsia="맑은 고딕"/>
+          <w:b/>
+          <w:color w:val="1F2937"/>
+          <w:sz w:val="21"/>
+        </w:rPr>
+        <w:t xml:space="preserve">소장 가치: </w:t>
+      </w:r>
+      <w:r>
+        <w:rPr w:rFonts="맑은 고딕">
+          <w:rFonts w:ascii="맑은 고딕" w:hAnsi="맑은 고딕" w:eastAsia="맑은 고딕"/>
+          <w:b w:val="0"/>
+          <w:sz w:val="21"/>
+        </w:rPr>
+        <w:t>독창적이고 기하학적인 앨범 아트워크와 더불어, 퀸의 디스코그래피 중에서도 가장 과감한 음악적 파격을 담아낸 앨범으로서의 소장 가치는 독보적입니다. 반세기의 세월을 견뎌낸 오리지널 바이닐의 결을 따라 흐르는 소리의 입자들은 클래식과 록 애호가 모두의 서재를 한층 더 기품 있게 채워줄 귀중한 유산입니다.</w:t>
+      </w:r>
+    </w:p>
+    <w:p>
+      <w:pPr>
+        <w:spacing w:line="324" w:lineRule="auto" w:after="120" w:before="160"/>
+      </w:pPr>
+      <w:r>
+        <w:rPr w:rFonts="맑은 고딕">
+          <w:rFonts w:ascii="맑은 고딕" w:hAnsi="맑은 고딕" w:eastAsia="맑은 고딕"/>
+          <w:b/>
+          <w:color w:val="4338CA"/>
+          <w:sz w:val="21"/>
+        </w:rPr>
+        <w:t>이 음반을 통해 아날로그 바늘 끝에서 피어나는 퀸의 자유로운 음악적 영혼과 시대를 초월한 낭만이 전해주는 감동을 다시 한번 경험해 보시는 것은 어떨까요?</w:t>
       </w:r>
     </w:p>
     <w:sectPr>
       <w:pgSz w:w="12240" w:h="15840"/>
-      <w:pgMar w:top="1440" w:right="1440" w:bottom="1440" w:left="1440" w:header="720" w:footer="720" w:gutter="0"/>
+      <w:pgMar w:top="1152" w:right="1296" w:bottom="1152" w:left="1296" w:header="720" w:footer="720" w:gutter="0"/>
       <w:cols w:space="720"/>
       <w:docGrid w:linePitch="360"/>
     </w:sectPr>

--- a/word_reports/LP_0285_위치_276_Queen_Jazz.docx
+++ b/word_reports/LP_0285_위치_276_Queen_Jazz.docx
@@ -32,7 +32,7 @@
     </w:p>
     <w:p>
       <w:pPr>
-        <w:spacing w:line="324" w:lineRule="auto" w:before="80" w:after="160"/>
+        <w:spacing w:line="324" w:lineRule="auto" w:before="80" w:after="120"/>
       </w:pPr>
       <w:r>
         <w:rPr w:rFonts="맑은 고딕">
@@ -42,13 +42,6 @@
           <w:sz w:val="22"/>
         </w:rPr>
         <w:t xml:space="preserve">[음반 소개] </w:t>
-      </w:r>
-      <w:r>
-        <w:rPr w:rFonts="맑은 고딕">
-          <w:rFonts w:ascii="맑은 고딕" w:hAnsi="맑은 고딕" w:eastAsia="맑은 고딕"/>
-          <w:b w:val="0"/>
-          <w:sz w:val="21"/>
-        </w:rPr>
       </w:r>
     </w:p>
     <w:p>
@@ -61,7 +54,46 @@
           <w:b w:val="0"/>
           <w:sz w:val="21"/>
         </w:rPr>
-        <w:t>1978년 세상에 울려 퍼진 퀸의 일곱 번째 정규작 《Jazz》는 장르의 경계를 유려하게 넘나들며 예술적 방종과 순수한 창작의 희열을 집대성한 걸작입니다. 앨범명에 깃든 역설처럼 정통 재즈의 어법을 차용하기보다는, 재즈가 지닌 본연의 자유분방한 영혼을 록 오페라의 찬란한 무대 위로 끌어올려 황홀경을 선사합니다. 정교한 하모니와 폭발적인 에너지, 그리고 가슴 시린 서정미가 완벽한 대조를 이루며 듣는 이의 심상을 웅장하고도 다채로운 빛깔로 물들입니다. 퀸이라는 불세출의 악단이 도달한 음악적 유희의 절정이자, 아날로그 황금기의 가장 눈부신 순간을 응축해 놓은 불멸의 명반입니다.</w:t>
+        <w:t>1978년 가을, 록의 거인 퀸(Queen)이 세상에 내놓은 일곱 번째 스튜디오 앨범 《Jazz》는 이들이 1970년대에 구축해 온 음악적 유토피아의 가장 화려하고 대담한 집대성이자 카니발적 절정입니다. 전작 《News of the World》에서 보여준 미니멀한 록으로의 회귀를 뒤로하고, 밴드는 초기 걸작들을 함께 빚어냈던 명프로듀서 로이 토머스 베이커(Roy Thomas Baker)와 재회하여 프랑스 니스와 스위스 몽트뢰의 스튜디오로 향했습니다. 조세 망명이라는 현실적 배경 속에서 태어난 이 앨범은, 역설적으로 조국과 제도적 굴레를 벗어난 네 명의 천재 음악가가 누린 절대적인 예술적 해방감과 창작의 환희로 가득 차 있습니다.</w:t>
+      </w:r>
+    </w:p>
+    <w:p>
+      <w:pPr>
+        <w:spacing w:line="324" w:lineRule="auto" w:after="120"/>
+      </w:pPr>
+      <w:r>
+        <w:rPr w:rFonts="맑은 고딕">
+          <w:rFonts w:ascii="맑은 고딕" w:hAnsi="맑은 고딕" w:eastAsia="맑은 고딕"/>
+          <w:b w:val="0"/>
+          <w:sz w:val="21"/>
+        </w:rPr>
+        <w:t>음반의 표제인 'Jazz'는 정통 재즈 장르에 대한 지칭이 아니라, 기존 형식의 파괴와 유희, 그리고 자유로운 즉흥성이 지닌 영혼의 태도를 은유합니다. 앨범의 문을 여는 이국적인 아랍풍의 기묘한 보컬 트랙부터 육중한 하드 록, 낭만적인 피아노 발라드, 보드빌과 펑크(Funk), 그리고 디스코풍의 그루브까지, 음반은 장르의 경계를 비웃듯 현란한 만화경처럼 펼쳐집니다. 퀸은 이 앨범을 통해 음악이란 엄숙한 규범에 갇힌 박제물이 아니라, 인간의 원초적 쾌락과 생명력을 찬미하는 찬란한 축제여야 함을 당당하게 선언하고 있습니다.</w:t>
+      </w:r>
+    </w:p>
+    <w:p>
+      <w:pPr>
+        <w:spacing w:line="324" w:lineRule="auto" w:after="120"/>
+      </w:pPr>
+      <w:r>
+        <w:rPr w:rFonts="맑은 고딕">
+          <w:rFonts w:ascii="맑은 고딕" w:hAnsi="맑은 고딕" w:eastAsia="맑은 고딕"/>
+          <w:b w:val="0"/>
+          <w:sz w:val="21"/>
+        </w:rPr>
+        <w:t>프레디 머큐리의 극적인 보컬은 한계 없는 음역대를 종횡무진하며 영혼을 뒤흔들고, 브라이언 메이의 '레드 스페셜' 기타는 정교한 다중 녹음을 통해 한 편의 오케스트라와도 같은 서정적이고 웅장한 사운드스케이프를 직조합니다. 여기에 로저 테일러의 폭발적인 드럼과 존 디콘의 유려하고 탄탄한 베이스 라인이 맞물려 탄생한 수록곡들은, 당시 평단의 엇갈린 반응 속에서도 수많은 대중의 가슴에 깊이 각인되었습니다. 세월이 흐른 지금, 이 음반은 시대의 유행을 초월하여 시대를 앞서간 한 편의 클래식 록 오페라이자 지칠 줄 모르는 낭만주의의 표상으로 빛나고 있습니다.</w:t>
+      </w:r>
+    </w:p>
+    <w:p>
+      <w:pPr>
+        <w:spacing w:line="324" w:lineRule="auto" w:after="120"/>
+      </w:pPr>
+      <w:r>
+        <w:rPr w:rFonts="맑은 고딕">
+          <w:rFonts w:ascii="맑은 고딕" w:hAnsi="맑은 고딕" w:eastAsia="맑은 고딕"/>
+          <w:b w:val="0"/>
+          <w:sz w:val="21"/>
+        </w:rPr>
+        <w:t>《Jazz》는 단순한 히트곡의 나열을 넘어, 70년대 아날로그 레코딩 기술의 정점과 퀸 특유의 극장식 미학이 결합된 예술적 모험이었습니다. 턴테이블의 바늘이 회전하는 동안 청자는 화려한 스펙터클 뒤에 숨겨진 인간 본연의 고독과 질투, 그리고 억누를 수 없는 삶의 열정과 마주하게 됩니다. 반세기에 가까운 세월이 흐른 오늘날에도 이 음반이 선사하는 생생한 전율과 서정적 울림은, 퀸이라는 불세출의 밴드가 왜 대중음악사의 영원한 전설로 추앙받는지를 묵직하게 증명하고 있습니다.</w:t>
       </w:r>
     </w:p>
     <w:p>
@@ -168,7 +200,7 @@
           <w:b w:val="0"/>
           <w:sz w:val="21"/>
         </w:rPr>
-        <w:t>1978년 11월 발매된 퀸의 일곱 번째 정규 스튜디오 앨범으로, 초기 걸작들을 함께 빚어낸 명프로듀서 로이 토머스 베이커(Roy Thomas Baker)와의 감격적인 재회 속에 프랑스 니스와 스위스 몽트뢰의 마운틴 스튜디오에서 녹음되어 유려하고도 입체적인 사운드스케이프를 완성했습니다.</w:t>
+        <w:t>1978년 11월 10일 발매된 퀸의 정규 7집 앨범으로, 영국 EMI와 미국 엘렉트라(Elektra) 레코드를 통해 발표되었으며, 해외 스튜디오(프랑스, 스위스)에서 녹음된 밴드 역사상 첫 다국적 프로젝트 음반입니다.</w:t>
       </w:r>
     </w:p>
     <w:p>
@@ -199,7 +231,7 @@
           <w:b w:val="0"/>
           <w:sz w:val="21"/>
         </w:rPr>
-        <w:t>발매 직후 영국 앨범 차트 2위, 미국 빌보드 200 차트 6위에 오르는 등 전 세계 차트 상위권을 석권하였으며, 미국에서 100만 장 이상의 판매고로 플래티넘을 기록하는 등 글로벌 멀티 플래티넘을 달성하며 대중성과 상업성을 완벽히 증명했습니다.</w:t>
+        <w:t>발매 직후 영국 앨범 차트 2위, 미국 빌보드 200 차트 6위에 올랐으며, 미국 내에서만 100만 장 이상의 판매고를 올려 플래티넘 디스크를 기록하는 등 세계적인 상업적 대성공을 거두었습니다.</w:t>
       </w:r>
     </w:p>
     <w:p>
@@ -230,7 +262,7 @@
           <w:b w:val="0"/>
           <w:sz w:val="21"/>
         </w:rPr>
-        <w:t>브릿 어워드 및 그래미 노미네이션의 기반이 된 명작으로 평가받으며, 수록곡 "Don't Stop Me Now"와 "Fat Bottomed Girls/Bicycle Race"는 반세기가 지난 오늘날까지도 롤링 스톤 선정 명곡 리스트와 명예의 전당 성격의 헌정 목록에 꾸준히 이름을 올리고 있습니다.</w:t>
+        <w:t>전 세계 다수 국가에서 골드 및 플래티넘 인증을 획득하였으며, 수록곡 "Don't Stop Me Now"와 "Fat Bottomed Girls" 등은 현대에 이르러 록 음악 역사상 가장 위대한 명곡 대열에 지속적으로 헌정되고 있습니다.</w:t>
       </w:r>
     </w:p>
     <w:p>
@@ -306,7 +338,7 @@
           <w:b w:val="0"/>
           <w:sz w:val="21"/>
         </w:rPr>
-        <w:t>1970년 결성 (프레디 머큐리: 1946년 ~ 1991년)</w:t>
+        <w:t>1970년 결성 (프레디 머큐리: 1946년 9월 5일 ~ 1991년 11월 24일)</w:t>
       </w:r>
     </w:p>
     <w:p>
@@ -368,7 +400,7 @@
           <w:b w:val="0"/>
           <w:sz w:val="21"/>
         </w:rPr>
-        <w:t>퀸은 하드 록의 역동성과 오페라의 웅장한 극적 구성을 결합하여 팝 음악사의 패러다임을 바꾼 전설적인 밴드입니다. 네 명의 멤버 전원이 탁월한 작곡 역량을 갖춘 수재들로 구성되어 클래시컬한 기품부터 감각적인 팝의 멜로디까지 폭넓은 스펙트럼을 완벽하게 구현해 냈습니다. 시대와 세대를 초월하여 인류에게 음악적 카타르시스를 전하는 20세기 대중음악의 가장 고결한 아이콘입니다.</w:t>
+        <w:t>퀸은 하드 록과 프로그레시브 록, 오페라와 팝을 완벽하게 융합하여 대중음악사에 전무후무한 독창적 장르를 개척한 전설적인 밴드입니다. 프레디 머큐리의 압도적인 보컬과 드라마틱한 무대 장악력, 브라이언 메이의 오케스트라적 기타 편곡을 바탕으로 20세기 대중문화의 가장 찬란한 아이콘으로 평가받고 있습니다.</w:t>
       </w:r>
     </w:p>
     <w:p>
@@ -413,7 +445,7 @@
           <w:b w:val="0"/>
           <w:sz w:val="21"/>
         </w:rPr>
-        <w:t>《Jazz》는 퀸의 초기 프로그레시브 록/글램 록 지향성과 80년대 신스팝 및 펑크(Funk) 록으로의 전이를 잇는 중대한 교량적 위치를 점합니다. 장르의 규범에 얽매이지 않고 카바레 음악, 하드 록, 펑크, 그리고 애상적인 발라드를 한 앨범 안에 유기적으로 병치시킴으로써 밴드의 작곡적 유연성과 사운드 프로덕션의 극치를 보여준 역작입니다.</w:t>
+        <w:t>《Jazz》는 퀸의 초기 바로크적 록 오페라 스타일과 1980년대 신디사이저 기반의 팝/록 사운드를 잇는 결정적 가교 역할을 하는 작품입니다. 음악적 다채로움의 정점을 보여줌과 동시에, 밴드가 가진 편곡의 치밀함과 팝적 멜로디 감각이 최고조에 달했던 1970년대 클래식 퀸 사운드의 눈부신 피날레를 장식한 명반입니다.</w:t>
       </w:r>
     </w:p>
     <w:p>
@@ -444,7 +476,7 @@
           <w:b w:val="0"/>
           <w:sz w:val="21"/>
         </w:rPr>
-        <w:t>펑크 록(Punk Rock)의 거친 분노와 디스코의 율동감이 시대를 양분하던 1970년대 후반의 차가운 공기 속에서, 퀸은 오히려 극대화된 낭만과 자유주의적 일탈을 음악으로 선언했습니다. 몽트뢰의 호수변에서 피어난 예술가들의 치기 어린 열정과 삶에 대한 긍정은 당시 불안정한 시대를 살아가던 청춘들에게 파격적인 해방감과 잊을 수 없는 낭만적 도피처를 선사했습니다.</w:t>
+        <w:t>펑크(Punk) 록의 거친 반항과 디스코의 대중적 열풍이 격돌하던 1978년 말의 문화적 혼돈기 속에서, 퀸은 세태에 타협하는 대신 자신들만의 화려한 바로크적 유희와 유머를 극대화하는 방식을 택했습니다. 윔블던 경기장에서 펼쳐진 누드 자전거 경주 포스터를 동봉했던 파격적인 일화는 억압적 시대상에 던진 유쾌한 도발이었으며, 자유를 갈망하던 당대 청춘들에게 해방의 카타르시스를 선사했습니다.</w:t>
       </w:r>
     </w:p>
     <w:p>
@@ -489,7 +521,161 @@
           <w:b w:val="0"/>
           <w:sz w:val="21"/>
         </w:rPr>
-        <w:t>동양적 신비감과 폭발적인 보컬이 교차하는 도입부 "Mustapha", 묵직한 기타 리프와 다성 코러스가 압도적인 "Fat Bottomed Girls", 자전거 벨 소리의 서정적 유희가 돋보이는 "Bicycle Race", 멈출 수 없는 생명력과 경쾌함으로 가득 찬 불후의 송가 "Don't Stop Me Now", 그리고 프레디 머큐리의 처연하도록 아름다운 미성과 어쿠스틱 피아노가 심금을 울리는 서정 발라드 "Jealousy" 등 다채로운 명곡들이 쉼 없이 펼쳐집니다.</w:t>
+      </w:r>
+    </w:p>
+    <w:p>
+      <w:pPr>
+        <w:spacing w:line="324" w:lineRule="auto" w:after="80"/>
+      </w:pPr>
+      <w:r>
+        <w:rPr w:rFonts="맑은 고딕">
+          <w:rFonts w:ascii="맑은 고딕" w:hAnsi="맑은 고딕" w:eastAsia="맑은 고딕"/>
+          <w:b w:val="0"/>
+          <w:color w:val="6B7280"/>
+          <w:sz w:val="21"/>
+        </w:rPr>
+        <w:t xml:space="preserve">· </w:t>
+      </w:r>
+      <w:r>
+        <w:rPr w:rFonts="맑은 고딕">
+          <w:rFonts w:ascii="맑은 고딕" w:hAnsi="맑은 고딕" w:eastAsia="맑은 고딕"/>
+          <w:b/>
+          <w:color w:val="1F2937"/>
+          <w:sz w:val="21"/>
+        </w:rPr>
+        <w:t xml:space="preserve">"Mustapha": </w:t>
+      </w:r>
+      <w:r>
+        <w:rPr w:rFonts="맑은 고딕">
+          <w:rFonts w:ascii="맑은 고딕" w:hAnsi="맑은 고딕" w:eastAsia="맑은 고딕"/>
+          <w:b w:val="0"/>
+          <w:sz w:val="21"/>
+        </w:rPr>
+        <w:t>중동풍의 이국적인 챈트와 폭발적인 하드 록이 결합하여 앨범의 전위적 서막을 여는 곡입니다.</w:t>
+      </w:r>
+    </w:p>
+    <w:p>
+      <w:pPr>
+        <w:spacing w:line="324" w:lineRule="auto" w:after="80"/>
+      </w:pPr>
+      <w:r>
+        <w:rPr w:rFonts="맑은 고딕">
+          <w:rFonts w:ascii="맑은 고딕" w:hAnsi="맑은 고딕" w:eastAsia="맑은 고딕"/>
+          <w:b w:val="0"/>
+          <w:color w:val="6B7280"/>
+          <w:sz w:val="21"/>
+        </w:rPr>
+        <w:t xml:space="preserve">· </w:t>
+      </w:r>
+      <w:r>
+        <w:rPr w:rFonts="맑은 고딕">
+          <w:rFonts w:ascii="맑은 고딕" w:hAnsi="맑은 고딕" w:eastAsia="맑은 고딕"/>
+          <w:b/>
+          <w:color w:val="1F2937"/>
+          <w:sz w:val="21"/>
+        </w:rPr>
+        <w:t xml:space="preserve">"Fat Bottomed Girls": </w:t>
+      </w:r>
+      <w:r>
+        <w:rPr w:rFonts="맑은 고딕">
+          <w:rFonts w:ascii="맑은 고딕" w:hAnsi="맑은 고딕" w:eastAsia="맑은 고딕"/>
+          <w:b w:val="0"/>
+          <w:sz w:val="21"/>
+        </w:rPr>
+        <w:t>브라이언 메이 특유의 묵직하고 흙냄새 나는 드롭 D 튜닝 기타 리프와 풍성한 하모니가 압권인 하드 록 트랙입니다.</w:t>
+      </w:r>
+    </w:p>
+    <w:p>
+      <w:pPr>
+        <w:spacing w:line="324" w:lineRule="auto" w:after="80"/>
+      </w:pPr>
+      <w:r>
+        <w:rPr w:rFonts="맑은 고딕">
+          <w:rFonts w:ascii="맑은 고딕" w:hAnsi="맑은 고딕" w:eastAsia="맑은 고딕"/>
+          <w:b w:val="0"/>
+          <w:color w:val="6B7280"/>
+          <w:sz w:val="21"/>
+        </w:rPr>
+        <w:t xml:space="preserve">· </w:t>
+      </w:r>
+      <w:r>
+        <w:rPr w:rFonts="맑은 고딕">
+          <w:rFonts w:ascii="맑은 고딕" w:hAnsi="맑은 고딕" w:eastAsia="맑은 고딕"/>
+          <w:b/>
+          <w:color w:val="1F2937"/>
+          <w:sz w:val="21"/>
+        </w:rPr>
+        <w:t xml:space="preserve">"Jealousy": </w:t>
+      </w:r>
+      <w:r>
+        <w:rPr w:rFonts="맑은 고딕">
+          <w:rFonts w:ascii="맑은 고딕" w:hAnsi="맑은 고딕" w:eastAsia="맑은 고딕"/>
+          <w:b w:val="0"/>
+          <w:sz w:val="21"/>
+        </w:rPr>
+        <w:t>프레디 머큐리의 애절한 미성과 어쿠스틱 시타르 사운드를 흉내 낸 기타 톤이 깊은 비애감을 자아내는 서정적 발라드입니다.</w:t>
+      </w:r>
+    </w:p>
+    <w:p>
+      <w:pPr>
+        <w:spacing w:line="324" w:lineRule="auto" w:after="80"/>
+      </w:pPr>
+      <w:r>
+        <w:rPr w:rFonts="맑은 고딕">
+          <w:rFonts w:ascii="맑은 고딕" w:hAnsi="맑은 고딕" w:eastAsia="맑은 고딕"/>
+          <w:b w:val="0"/>
+          <w:color w:val="6B7280"/>
+          <w:sz w:val="21"/>
+        </w:rPr>
+        <w:t xml:space="preserve">· </w:t>
+      </w:r>
+      <w:r>
+        <w:rPr w:rFonts="맑은 고딕">
+          <w:rFonts w:ascii="맑은 고딕" w:hAnsi="맑은 고딕" w:eastAsia="맑은 고딕"/>
+          <w:b/>
+          <w:color w:val="1F2937"/>
+          <w:sz w:val="21"/>
+        </w:rPr>
+        <w:t xml:space="preserve">"Bicycle Race": </w:t>
+      </w:r>
+      <w:r>
+        <w:rPr w:rFonts="맑은 고딕">
+          <w:rFonts w:ascii="맑은 고딕" w:hAnsi="맑은 고딕" w:eastAsia="맑은 고딕"/>
+          <w:b w:val="0"/>
+          <w:sz w:val="21"/>
+        </w:rPr>
+        <w:t>끊임없이 변박하는 리듬과 자전거 벨 소리, 현란한 다성부 합창이 유기적으로 직조된 퀸식 음악 유희의 정수입니다.</w:t>
+      </w:r>
+    </w:p>
+    <w:p>
+      <w:pPr>
+        <w:spacing w:line="324" w:lineRule="auto" w:after="80"/>
+      </w:pPr>
+      <w:r>
+        <w:rPr w:rFonts="맑은 고딕">
+          <w:rFonts w:ascii="맑은 고딕" w:hAnsi="맑은 고딕" w:eastAsia="맑은 고딕"/>
+          <w:b w:val="0"/>
+          <w:color w:val="6B7280"/>
+          <w:sz w:val="21"/>
+        </w:rPr>
+        <w:t xml:space="preserve">· </w:t>
+      </w:r>
+      <w:r>
+        <w:rPr w:rFonts="맑은 고딕">
+          <w:rFonts w:ascii="맑은 고딕" w:hAnsi="맑은 고딕" w:eastAsia="맑은 고딕"/>
+          <w:b/>
+          <w:color w:val="1F2937"/>
+          <w:sz w:val="21"/>
+        </w:rPr>
+        <w:t xml:space="preserve">"Don't Stop Me Now": </w:t>
+      </w:r>
+      <w:r>
+        <w:rPr w:rFonts="맑은 고딕">
+          <w:rFonts w:ascii="맑은 고딕" w:hAnsi="맑은 고딕" w:eastAsia="맑은 고딕"/>
+          <w:b w:val="0"/>
+          <w:sz w:val="21"/>
+        </w:rPr>
+        <w:t>멈출 수 없는 생의 쾌락과 환희를 노래한 질주감 넘치는 피아노 팝 록으로, 시대를 초월해 사랑받는 불멸의 마스터피스입니다.</w:t>
       </w:r>
     </w:p>
     <w:p>
@@ -520,7 +706,7 @@
           <w:b w:val="0"/>
           <w:sz w:val="21"/>
         </w:rPr>
-        <w:t>턴테이블의 바늘이 회전하는 바이닐 홈을 긁으며 피어오르는 본 작의 아날로그 사운드는 진공관 앰프의 온기와 만났을 때 그 진가를 발휘합니다. 멀티 트래킹으로 두텁게 쌓아 올린 보컬 하모니의 질감과 브라이언 메이의 특유의 '레드 스페셜' 기타 톤이 지닌 두터운 배음은 디지털 음원에서는 결코 느낄 수 없는 깊고 따뜻한 공간감을 선사하며, 우아한 탄력성을 지닌 베이스와 드럼의 타격감은 리스닝 룸을 순식간에 70년대 라이브 무대의 현장으로 탈바꿈시킵니다.</w:t>
+        <w:t>진공관 앰프의 온기 어린 음색과 아날로그 턴테이블의 카트리지를 통해 감상할 때 본작의 가치는 배가됩니다. 정교하게 레이어링된 수십 트랙의 보컬 하모니와 브라이언 메이의 기타 오케스트레이션이 그루브를 타며 입체적인 공간감으로 피어나며, 특히 "Jealousy"에서의 피아노 배음과 "Dead on Time"의 날카로운 심벌즈 사운드는 디지털 음원에서 결코 느낄 수 없는 질감과 생동감을 전해줍니다.</w:t>
       </w:r>
     </w:p>
     <w:p>
@@ -551,7 +737,7 @@
           <w:b w:val="0"/>
           <w:sz w:val="21"/>
         </w:rPr>
-        <w:t>독창적이고 기하학적인 앨범 아트워크와 더불어, 퀸의 디스코그래피 중에서도 가장 과감한 음악적 파격을 담아낸 앨범으로서의 소장 가치는 독보적입니다. 반세기의 세월을 견뎌낸 오리지널 바이닐의 결을 따라 흐르는 소리의 입자들은 클래식과 록 애호가 모두의 서재를 한층 더 기품 있게 채워줄 귀중한 유산입니다.</w:t>
+        <w:t>정교하게 디자인된 독특한 게이트폴드 커버와 70년대 후반 아날로그 프레싱 특유의 깊고 탄력 있는 저역대는 LP 컬렉터들에게 대체 불가능한 소장 만족감을 제공합니다. 음악적 다양성과 예술적 야심이 가장 화려하게 타올랐던 황금기 퀸의 체취가 고스란히 봉인된 앨범이기에, 정통 바이닐 애호가라면 반드시 라이브러리에 갖추어야 할 클래식 명반입니다.</w:t>
       </w:r>
     </w:p>
     <w:p>
@@ -565,7 +751,7 @@
           <w:color w:val="4338CA"/>
           <w:sz w:val="21"/>
         </w:rPr>
-        <w:t>이 음반을 통해 아날로그 바늘 끝에서 피어나는 퀸의 자유로운 음악적 영혼과 시대를 초월한 낭만이 전해주는 감동을 다시 한번 경험해 보시는 것은 어떨까요?</w:t>
+        <w:t>이 음반을 통해 1970년대 록의 황혼기를 찬란한 유희와 감동으로 물들였던 퀸의 자유로운 예술혼이 전해주는 감동을 다시 한번 경험해 보시는 것은 어떨까요?</w:t>
       </w:r>
     </w:p>
     <w:sectPr>
